--- a/public/cv/kish-mark.docx
+++ b/public/cv/kish-mark.docx
@@ -1156,7 +1156,10 @@
         <w:br/>
       </w:r>
       <w:r>
-        <w:t>Apr. 2018 ~ Nov. 2020</w:t>
+        <w:t>Jun</w:t>
+      </w:r>
+      <w:r>
+        <w:t>. 2018 ~ Nov. 2020</w:t>
       </w:r>
     </w:p>
     <w:p>
@@ -2401,6 +2404,7 @@
   <w:style w:type="character" w:default="1" w:styleId="DefaultParagraphFont">
     <w:name w:val="Default Paragraph Font"/>
     <w:uiPriority w:val="1"/>
+    <w:semiHidden/>
     <w:unhideWhenUsed/>
   </w:style>
   <w:style w:type="table" w:default="1" w:styleId="TableNormal">
